--- a/docs/LJA — Data & Algorithm Pipeline.docx
+++ b/docs/LJA — Data & Algorithm Pipeline.docx
@@ -401,11 +401,10 @@
         <w:tblLook w:firstRow="1" w:lastRow="0" w:firstColumn="0" w:lastColumn="0" w:noHBand="0" w:noVBand="0" w:val="0020"/>
       </w:tblPr>
       <w:tblGrid>
-        <w:gridCol w:w="1584"/>
-        <w:gridCol w:w="1584"/>
-        <w:gridCol w:w="1584"/>
-        <w:gridCol w:w="1584"/>
-        <w:gridCol w:w="1584"/>
+        <w:gridCol w:w="1131"/>
+        <w:gridCol w:w="1508"/>
+        <w:gridCol w:w="2262"/>
+        <w:gridCol w:w="3017"/>
       </w:tblGrid>
       <w:tr>
         <w:trPr>
@@ -443,19 +442,7 @@
               <w:jc w:val="left"/>
             </w:pPr>
             <w:r>
-              <w:t xml:space="preserve">Input</w:t>
-            </w:r>
-          </w:p>
-        </w:tc>
-        <w:tc>
-          <w:tcPr/>
-          <w:p>
-            <w:pPr>
-              <w:pStyle w:val="Compact"/>
-              <w:jc w:val="left"/>
-            </w:pPr>
-            <w:r>
-              <w:t xml:space="preserve">Output</w:t>
+              <w:t xml:space="preserve">Input → output</w:t>
             </w:r>
           </w:p>
         </w:tc>
@@ -544,19 +531,7 @@
               <w:jc w:val="left"/>
             </w:pPr>
             <w:r>
-              <w:t xml:space="preserve">The owner’s workbook; a Moodle 5.2 database; the public La Trobe handbook; a subject catalogue</w:t>
-            </w:r>
-          </w:p>
-        </w:tc>
-        <w:tc>
-          <w:tcPr/>
-          <w:p>
-            <w:pPr>
-              <w:pStyle w:val="Compact"/>
-              <w:jc w:val="left"/>
-            </w:pPr>
-            <w:r>
-              <w:t xml:space="preserve">A workbook, or rubric fills, or a synthetic cohort with an answer key</w:t>
+              <w:t xml:space="preserve">The owner’s workbook; a Moodle 5.2 database; the public La Trobe handbook; a subject catalogue → A workbook, or rubric fills, or a synthetic cohort with an answer key</w:t>
             </w:r>
           </w:p>
         </w:tc>
@@ -648,19 +623,7 @@
               <w:jc w:val="left"/>
             </w:pPr>
             <w:r>
-              <w:t xml:space="preserve">Workbook sheets, or SQL Query 2 over the rubric tables plus a staff-edited criterion-to-SILO map</w:t>
-            </w:r>
-          </w:p>
-        </w:tc>
-        <w:tc>
-          <w:tcPr/>
-          <w:p>
-            <w:pPr>
-              <w:pStyle w:val="Compact"/>
-              <w:jc w:val="left"/>
-            </w:pPr>
-            <w:r>
-              <w:t xml:space="preserve">One</w:t>
+              <w:t xml:space="preserve">Workbook sheets, or SQL Query 2 over the rubric tables plus a staff-edited criterion-to-SILO map → One</w:t>
             </w:r>
             <w:r>
               <w:t xml:space="preserve"> </w:t>
@@ -767,19 +730,7 @@
               <w:jc w:val="left"/>
             </w:pPr>
             <w:r>
-              <w:t xml:space="preserve">SILO wording</w:t>
-            </w:r>
-          </w:p>
-        </w:tc>
-        <w:tc>
-          <w:tcPr/>
-          <w:p>
-            <w:pPr>
-              <w:pStyle w:val="Compact"/>
-              <w:jc w:val="left"/>
-            </w:pPr>
-            <w:r>
-              <w:t xml:space="preserve">Competency clusters with a label and rationale, cached as</w:t>
+              <w:t xml:space="preserve">SILO wording → Competency clusters with a label and rationale, cached as</w:t>
             </w:r>
             <w:r>
               <w:t xml:space="preserve"> </w:t>
@@ -856,17 +807,11 @@
               <w:jc w:val="left"/>
             </w:pPr>
             <w:r>
-              <w:t xml:space="preserve">The cache</w:t>
-            </w:r>
-          </w:p>
-        </w:tc>
-        <w:tc>
-          <w:tcPr/>
-          <w:p>
-            <w:pPr>
-              <w:pStyle w:val="Compact"/>
-              <w:jc w:val="left"/>
-            </w:pPr>
+              <w:t xml:space="preserve">The cache →</w:t>
+            </w:r>
+            <w:r>
+              <w:t xml:space="preserve"> </w:t>
+            </w:r>
             <w:r>
               <w:rPr>
                 <w:rStyle w:val="VerbatimChar"/>
@@ -966,17 +911,11 @@
               <w:jc w:val="left"/>
             </w:pPr>
             <w:r>
-              <w:t xml:space="preserve">Dataset plus confirmed clusters</w:t>
-            </w:r>
-          </w:p>
-        </w:tc>
-        <w:tc>
-          <w:tcPr/>
-          <w:p>
-            <w:pPr>
-              <w:pStyle w:val="Compact"/>
-              <w:jc w:val="left"/>
-            </w:pPr>
+              <w:t xml:space="preserve">Dataset plus confirmed clusters →</w:t>
+            </w:r>
+            <w:r>
+              <w:t xml:space="preserve"> </w:t>
+            </w:r>
             <w:r>
               <w:rPr>
                 <w:rStyle w:val="VerbatimChar"/>
@@ -1073,17 +1012,11 @@
               <w:jc w:val="left"/>
             </w:pPr>
             <w:r>
-              <w:t xml:space="preserve">This student’s gaps, evidence, SILO wording, own scores and feedback</w:t>
-            </w:r>
-          </w:p>
-        </w:tc>
-        <w:tc>
-          <w:tcPr/>
-          <w:p>
-            <w:pPr>
-              <w:pStyle w:val="Compact"/>
-              <w:jc w:val="left"/>
-            </w:pPr>
+              <w:t xml:space="preserve">This student’s gaps, evidence, SILO wording, own scores and feedback →</w:t>
+            </w:r>
+            <w:r>
+              <w:t xml:space="preserve"> </w:t>
+            </w:r>
             <w:r>
               <w:rPr>
                 <w:rStyle w:val="VerbatimChar"/>
@@ -1180,19 +1113,7 @@
               <w:jc w:val="left"/>
             </w:pPr>
             <w:r>
-              <w:t xml:space="preserve">Dataset, gaps, cache, generated files</w:t>
-            </w:r>
-          </w:p>
-        </w:tc>
-        <w:tc>
-          <w:tcPr/>
-          <w:p>
-            <w:pPr>
-              <w:pStyle w:val="Compact"/>
-              <w:jc w:val="left"/>
-            </w:pPr>
-            <w:r>
-              <w:t xml:space="preserve">Students, cohorts and priority groups; student page with gaps, strengths, progress, subject chain, plan, quiz; outcome quality, competencies, subjects, assessments, clusters; provenance; glossary. Three research CSVs and a manifest, pseudonymised</w:t>
+              <w:t xml:space="preserve">Dataset, gaps, cache, generated files → Students, cohorts and priority groups; student page with gaps, strengths, progress, subject chain, plan, quiz; outcome quality, competencies, subjects, assessments, clusters; provenance; glossary. Three research CSVs and a manifest, pseudonymised</w:t>
             </w:r>
           </w:p>
         </w:tc>
@@ -1408,8 +1329,8 @@
       </w:tblPr>
       <w:tblGrid>
         <w:gridCol w:w="2640"/>
-        <w:gridCol w:w="2640"/>
-        <w:gridCol w:w="2640"/>
+        <w:gridCol w:w="3168"/>
+        <w:gridCol w:w="2112"/>
       </w:tblGrid>
       <w:tr>
         <w:trPr>
